--- a/demo_exam/de.docx
+++ b/demo_exam/de.docx
@@ -97,6 +97,10 @@
     </w:p>
     <w:p>
       <w:r>
+        <w:rPr>
+          <w:noProof/>
+          <w:lang w:eastAsia="ru-RU"/>
+        </w:rPr>
         <w:lastRenderedPageBreak/>
         <w:drawing>
           <wp:inline distT="0" distB="0" distL="0" distR="0" wp14:anchorId="7A829D44" wp14:editId="2E164CFA">
@@ -137,6 +141,10 @@
     </w:p>
     <w:p>
       <w:r>
+        <w:rPr>
+          <w:noProof/>
+          <w:lang w:eastAsia="ru-RU"/>
+        </w:rPr>
         <w:drawing>
           <wp:inline distT="0" distB="0" distL="0" distR="0" wp14:anchorId="7A4DC89F" wp14:editId="6BEF5F77">
             <wp:extent cx="3636913" cy="4641850"/>
@@ -176,6 +184,10 @@
     </w:p>
     <w:p>
       <w:r>
+        <w:rPr>
+          <w:noProof/>
+          <w:lang w:eastAsia="ru-RU"/>
+        </w:rPr>
         <w:lastRenderedPageBreak/>
         <w:drawing>
           <wp:inline distT="0" distB="0" distL="0" distR="0" wp14:anchorId="0011EF15" wp14:editId="64F54BF9">
@@ -216,6 +228,10 @@
     </w:p>
     <w:p>
       <w:r>
+        <w:rPr>
+          <w:noProof/>
+          <w:lang w:eastAsia="ru-RU"/>
+        </w:rPr>
         <w:drawing>
           <wp:inline distT="0" distB="0" distL="0" distR="0" wp14:anchorId="1FE3C349" wp14:editId="43C4FDC0">
             <wp:extent cx="5940425" cy="2626995"/>
@@ -397,6 +413,10 @@
     </w:p>
     <w:p>
       <w:r>
+        <w:rPr>
+          <w:noProof/>
+          <w:lang w:eastAsia="ru-RU"/>
+        </w:rPr>
         <w:lastRenderedPageBreak/>
         <w:drawing>
           <wp:inline distT="0" distB="0" distL="0" distR="0" wp14:anchorId="5E7BA15B" wp14:editId="29D21AF5">
@@ -437,6 +457,10 @@
     </w:p>
     <w:p>
       <w:r>
+        <w:rPr>
+          <w:noProof/>
+          <w:lang w:eastAsia="ru-RU"/>
+        </w:rPr>
         <w:drawing>
           <wp:inline distT="0" distB="0" distL="0" distR="0" wp14:anchorId="5FA1E10B" wp14:editId="5F75CAC8">
             <wp:extent cx="5940425" cy="1898015"/>
@@ -476,6 +500,10 @@
     </w:p>
     <w:p>
       <w:r>
+        <w:rPr>
+          <w:noProof/>
+          <w:lang w:eastAsia="ru-RU"/>
+        </w:rPr>
         <w:drawing>
           <wp:inline distT="0" distB="0" distL="0" distR="0" wp14:anchorId="4AD77A8B" wp14:editId="4C4281A4">
             <wp:extent cx="2286319" cy="733527"/>
@@ -514,17 +542,16 @@
       </w:r>
     </w:p>
     <w:p>
-      <w:pPr>
-        <w:rPr>
-          <w:lang w:val="en-US"/>
-        </w:rPr>
-      </w:pPr>
       <w:r>
         <w:t>Для отображения кнопок, а не ссылок</w:t>
       </w:r>
     </w:p>
     <w:p>
       <w:r>
+        <w:rPr>
+          <w:noProof/>
+          <w:lang w:eastAsia="ru-RU"/>
+        </w:rPr>
         <w:drawing>
           <wp:inline distT="0" distB="0" distL="0" distR="0" wp14:anchorId="69008E17" wp14:editId="347D69B2">
             <wp:extent cx="5940425" cy="1583690"/>
@@ -595,7 +622,8 @@
       </w:pPr>
       <w:r>
         <w:rPr>
-          <w:lang w:val="en-US"/>
+          <w:noProof/>
+          <w:lang w:eastAsia="ru-RU"/>
         </w:rPr>
         <w:lastRenderedPageBreak/>
         <w:drawing>
@@ -659,7 +687,8 @@
       </w:pPr>
       <w:r>
         <w:rPr>
-          <w:lang w:val="en-US"/>
+          <w:noProof/>
+          <w:lang w:eastAsia="ru-RU"/>
         </w:rPr>
         <w:drawing>
           <wp:inline distT="0" distB="0" distL="0" distR="0" wp14:anchorId="2B20E0C3" wp14:editId="4DCA8A01">
@@ -726,6 +755,10 @@
     </w:p>
     <w:p>
       <w:r>
+        <w:rPr>
+          <w:noProof/>
+          <w:lang w:eastAsia="ru-RU"/>
+        </w:rPr>
         <w:drawing>
           <wp:inline distT="0" distB="0" distL="0" distR="0" wp14:anchorId="1D247E7C" wp14:editId="78FC290C">
             <wp:extent cx="5940425" cy="1289050"/>
@@ -814,6 +847,10 @@
     </w:p>
     <w:p>
       <w:r>
+        <w:rPr>
+          <w:noProof/>
+          <w:lang w:eastAsia="ru-RU"/>
+        </w:rPr>
         <w:drawing>
           <wp:inline distT="0" distB="0" distL="0" distR="0" wp14:anchorId="67F48396" wp14:editId="19940576">
             <wp:extent cx="4163006" cy="1467055"/>
@@ -864,7 +901,8 @@
       </w:pPr>
       <w:r>
         <w:rPr>
-          <w:lang w:val="en-US"/>
+          <w:noProof/>
+          <w:lang w:eastAsia="ru-RU"/>
         </w:rPr>
         <w:drawing>
           <wp:inline distT="0" distB="0" distL="0" distR="0" wp14:anchorId="61A61C8A" wp14:editId="24A4508F">
@@ -916,11 +954,13 @@
       <w:r>
         <w:t>бражения картинки и заглушки</w:t>
       </w:r>
-      <w:bookmarkStart w:id="0" w:name="_GoBack"/>
-      <w:bookmarkEnd w:id="0"/>
-    </w:p>
-    <w:p>
-      <w:r>
+    </w:p>
+    <w:p>
+      <w:r>
+        <w:rPr>
+          <w:noProof/>
+          <w:lang w:eastAsia="ru-RU"/>
+        </w:rPr>
         <w:drawing>
           <wp:inline distT="0" distB="0" distL="0" distR="0" wp14:anchorId="10710E16" wp14:editId="18285BFE">
             <wp:extent cx="5515745" cy="1324160"/>
@@ -946,6 +986,307 @@
                     <a:xfrm>
                       <a:off x="0" y="0"/>
                       <a:ext cx="5515745" cy="1324160"/>
+                    </a:xfrm>
+                    <a:prstGeom prst="rect">
+                      <a:avLst/>
+                    </a:prstGeom>
+                  </pic:spPr>
+                </pic:pic>
+              </a:graphicData>
+            </a:graphic>
+          </wp:inline>
+        </w:drawing>
+      </w:r>
+    </w:p>
+    <w:p>
+      <w:r>
+        <w:t>Для отображения цены</w:t>
+      </w:r>
+    </w:p>
+    <w:p>
+      <w:pPr>
+        <w:rPr>
+          <w:rFonts w:ascii="Cascadia Mono" w:hAnsi="Cascadia Mono" w:cs="Cascadia Mono"/>
+          <w:color w:val="000000"/>
+          <w:sz w:val="19"/>
+          <w:szCs w:val="19"/>
+          <w:lang w:val="en-US"/>
+        </w:rPr>
+      </w:pPr>
+      <w:r>
+        <w:rPr>
+          <w:rFonts w:ascii="Cascadia Mono" w:hAnsi="Cascadia Mono" w:cs="Cascadia Mono"/>
+          <w:color w:val="0000FF"/>
+          <w:sz w:val="19"/>
+          <w:szCs w:val="19"/>
+          <w:highlight w:val="white"/>
+          <w:lang w:val="en-US"/>
+        </w:rPr>
+        <w:t>decimal</w:t>
+      </w:r>
+      <w:r>
+        <w:rPr>
+          <w:rFonts w:ascii="Cascadia Mono" w:hAnsi="Cascadia Mono" w:cs="Cascadia Mono"/>
+          <w:color w:val="000000"/>
+          <w:sz w:val="19"/>
+          <w:szCs w:val="19"/>
+          <w:highlight w:val="white"/>
+          <w:lang w:val="en-US"/>
+        </w:rPr>
+        <w:t xml:space="preserve"> price = </w:t>
+      </w:r>
+      <w:proofErr w:type="spellStart"/>
+      <w:proofErr w:type="gramStart"/>
+      <w:r>
+        <w:rPr>
+          <w:rFonts w:ascii="Cascadia Mono" w:hAnsi="Cascadia Mono" w:cs="Cascadia Mono"/>
+          <w:color w:val="000000"/>
+          <w:sz w:val="19"/>
+          <w:szCs w:val="19"/>
+          <w:highlight w:val="white"/>
+          <w:lang w:val="en-US"/>
+        </w:rPr>
+        <w:t>item.Price</w:t>
+      </w:r>
+      <w:proofErr w:type="spellEnd"/>
+      <w:proofErr w:type="gramEnd"/>
+      <w:r>
+        <w:rPr>
+          <w:rFonts w:ascii="Cascadia Mono" w:hAnsi="Cascadia Mono" w:cs="Cascadia Mono"/>
+          <w:color w:val="000000"/>
+          <w:sz w:val="19"/>
+          <w:szCs w:val="19"/>
+          <w:highlight w:val="white"/>
+          <w:lang w:val="en-US"/>
+        </w:rPr>
+        <w:t xml:space="preserve"> * (100 - </w:t>
+      </w:r>
+      <w:proofErr w:type="spellStart"/>
+      <w:r>
+        <w:rPr>
+          <w:rFonts w:ascii="Cascadia Mono" w:hAnsi="Cascadia Mono" w:cs="Cascadia Mono"/>
+          <w:color w:val="000000"/>
+          <w:sz w:val="19"/>
+          <w:szCs w:val="19"/>
+          <w:highlight w:val="white"/>
+          <w:lang w:val="en-US"/>
+        </w:rPr>
+        <w:t>item.Discount</w:t>
+      </w:r>
+      <w:proofErr w:type="spellEnd"/>
+      <w:r>
+        <w:rPr>
+          <w:rFonts w:ascii="Cascadia Mono" w:hAnsi="Cascadia Mono" w:cs="Cascadia Mono"/>
+          <w:color w:val="000000"/>
+          <w:sz w:val="19"/>
+          <w:szCs w:val="19"/>
+          <w:highlight w:val="white"/>
+          <w:lang w:val="en-US"/>
+        </w:rPr>
+        <w:t>) / 100;</w:t>
+      </w:r>
+    </w:p>
+    <w:p>
+      <w:pPr>
+        <w:autoSpaceDE w:val="0"/>
+        <w:autoSpaceDN w:val="0"/>
+        <w:adjustRightInd w:val="0"/>
+        <w:spacing w:after="0"/>
+        <w:jc w:val="left"/>
+        <w:rPr>
+          <w:rFonts w:ascii="Cascadia Mono" w:hAnsi="Cascadia Mono" w:cs="Cascadia Mono"/>
+          <w:color w:val="000000"/>
+          <w:sz w:val="19"/>
+          <w:szCs w:val="19"/>
+          <w:highlight w:val="white"/>
+        </w:rPr>
+      </w:pPr>
+      <w:r>
+        <w:rPr>
+          <w:rFonts w:ascii="Cascadia Mono" w:hAnsi="Cascadia Mono" w:cs="Cascadia Mono"/>
+          <w:color w:val="000000"/>
+          <w:sz w:val="19"/>
+          <w:szCs w:val="19"/>
+          <w:highlight w:val="white"/>
+        </w:rPr>
+        <w:t>Цена: @</w:t>
+      </w:r>
+      <w:proofErr w:type="spellStart"/>
+      <w:proofErr w:type="gramStart"/>
+      <w:r>
+        <w:rPr>
+          <w:rFonts w:ascii="Cascadia Mono" w:hAnsi="Cascadia Mono" w:cs="Cascadia Mono"/>
+          <w:color w:val="000000"/>
+          <w:sz w:val="19"/>
+          <w:szCs w:val="19"/>
+          <w:highlight w:val="white"/>
+        </w:rPr>
+        <w:t>item.Price.ToString</w:t>
+      </w:r>
+      <w:proofErr w:type="spellEnd"/>
+      <w:proofErr w:type="gramEnd"/>
+      <w:r>
+        <w:rPr>
+          <w:rFonts w:ascii="Cascadia Mono" w:hAnsi="Cascadia Mono" w:cs="Cascadia Mono"/>
+          <w:color w:val="000000"/>
+          <w:sz w:val="19"/>
+          <w:szCs w:val="19"/>
+          <w:highlight w:val="white"/>
+        </w:rPr>
+        <w:t>(</w:t>
+      </w:r>
+      <w:r>
+        <w:rPr>
+          <w:rFonts w:ascii="Cascadia Mono" w:hAnsi="Cascadia Mono" w:cs="Cascadia Mono"/>
+          <w:color w:val="A31515"/>
+          <w:sz w:val="19"/>
+          <w:szCs w:val="19"/>
+          <w:highlight w:val="white"/>
+        </w:rPr>
+        <w:t>"C"</w:t>
+      </w:r>
+      <w:r>
+        <w:rPr>
+          <w:rFonts w:ascii="Cascadia Mono" w:hAnsi="Cascadia Mono" w:cs="Cascadia Mono"/>
+          <w:color w:val="000000"/>
+          <w:sz w:val="19"/>
+          <w:szCs w:val="19"/>
+          <w:highlight w:val="white"/>
+        </w:rPr>
+        <w:t>)</w:t>
+      </w:r>
+    </w:p>
+    <w:p>
+      <w:pPr>
+        <w:rPr>
+          <w:rFonts w:ascii="Cascadia Mono" w:hAnsi="Cascadia Mono" w:cs="Cascadia Mono"/>
+          <w:color w:val="000000"/>
+          <w:sz w:val="19"/>
+          <w:szCs w:val="19"/>
+        </w:rPr>
+      </w:pPr>
+      <w:r>
+        <w:rPr>
+          <w:rFonts w:ascii="Cascadia Mono" w:hAnsi="Cascadia Mono" w:cs="Cascadia Mono"/>
+          <w:color w:val="000000"/>
+          <w:sz w:val="19"/>
+          <w:szCs w:val="19"/>
+          <w:highlight w:val="white"/>
+        </w:rPr>
+        <w:t>Новая цена: @</w:t>
+      </w:r>
+      <w:proofErr w:type="spellStart"/>
+      <w:proofErr w:type="gramStart"/>
+      <w:r>
+        <w:rPr>
+          <w:rFonts w:ascii="Cascadia Mono" w:hAnsi="Cascadia Mono" w:cs="Cascadia Mono"/>
+          <w:color w:val="000000"/>
+          <w:sz w:val="19"/>
+          <w:szCs w:val="19"/>
+          <w:highlight w:val="white"/>
+        </w:rPr>
+        <w:t>price.ToString</w:t>
+      </w:r>
+      <w:proofErr w:type="spellEnd"/>
+      <w:proofErr w:type="gramEnd"/>
+      <w:r>
+        <w:rPr>
+          <w:rFonts w:ascii="Cascadia Mono" w:hAnsi="Cascadia Mono" w:cs="Cascadia Mono"/>
+          <w:color w:val="000000"/>
+          <w:sz w:val="19"/>
+          <w:szCs w:val="19"/>
+          <w:highlight w:val="white"/>
+        </w:rPr>
+        <w:t>(</w:t>
+      </w:r>
+      <w:r>
+        <w:rPr>
+          <w:rFonts w:ascii="Cascadia Mono" w:hAnsi="Cascadia Mono" w:cs="Cascadia Mono"/>
+          <w:color w:val="A31515"/>
+          <w:sz w:val="19"/>
+          <w:szCs w:val="19"/>
+          <w:highlight w:val="white"/>
+        </w:rPr>
+        <w:t>"C"</w:t>
+      </w:r>
+      <w:r>
+        <w:rPr>
+          <w:rFonts w:ascii="Cascadia Mono" w:hAnsi="Cascadia Mono" w:cs="Cascadia Mono"/>
+          <w:color w:val="000000"/>
+          <w:sz w:val="19"/>
+          <w:szCs w:val="19"/>
+          <w:highlight w:val="white"/>
+        </w:rPr>
+        <w:t>)</w:t>
+      </w:r>
+    </w:p>
+    <w:p>
+      <w:pPr>
+        <w:rPr>
+          <w:rFonts w:ascii="Cascadia Mono" w:hAnsi="Cascadia Mono" w:cs="Cascadia Mono"/>
+          <w:color w:val="000000"/>
+          <w:sz w:val="19"/>
+          <w:szCs w:val="19"/>
+          <w:lang w:val="en-US"/>
+        </w:rPr>
+      </w:pPr>
+      <w:r>
+        <w:rPr>
+          <w:rFonts w:ascii="Cascadia Mono" w:hAnsi="Cascadia Mono" w:cs="Cascadia Mono"/>
+          <w:color w:val="000000"/>
+          <w:sz w:val="19"/>
+          <w:szCs w:val="19"/>
+        </w:rPr>
+        <w:t xml:space="preserve">для данных </w:t>
+      </w:r>
+      <w:r>
+        <w:rPr>
+          <w:rFonts w:ascii="Cascadia Mono" w:hAnsi="Cascadia Mono" w:cs="Cascadia Mono"/>
+          <w:color w:val="000000"/>
+          <w:sz w:val="19"/>
+          <w:szCs w:val="19"/>
+          <w:lang w:val="en-US"/>
+        </w:rPr>
+        <w:t>edit create</w:t>
+      </w:r>
+      <w:bookmarkStart w:id="0" w:name="_GoBack"/>
+      <w:bookmarkEnd w:id="0"/>
+    </w:p>
+    <w:p>
+      <w:pPr>
+        <w:rPr>
+          <w:lang w:val="en-US"/>
+        </w:rPr>
+      </w:pPr>
+      <w:r>
+        <w:rPr>
+          <w:lang w:val="en-US"/>
+        </w:rPr>
+        <w:drawing>
+          <wp:inline distT="0" distB="0" distL="0" distR="0" wp14:anchorId="0CD86BC6" wp14:editId="7834EE8B">
+            <wp:extent cx="4172532" cy="495369"/>
+            <wp:effectExtent l="0" t="0" r="0" b="0"/>
+            <wp:docPr id="4" name="Рисунок 4"/>
+            <wp:cNvGraphicFramePr>
+              <a:graphicFrameLocks xmlns:a="http://schemas.openxmlformats.org/drawingml/2006/main" noChangeAspect="1"/>
+            </wp:cNvGraphicFramePr>
+            <a:graphic xmlns:a="http://schemas.openxmlformats.org/drawingml/2006/main">
+              <a:graphicData uri="http://schemas.openxmlformats.org/drawingml/2006/picture">
+                <pic:pic xmlns:pic="http://schemas.openxmlformats.org/drawingml/2006/picture">
+                  <pic:nvPicPr>
+                    <pic:cNvPr id="1" name=""/>
+                    <pic:cNvPicPr/>
+                  </pic:nvPicPr>
+                  <pic:blipFill>
+                    <a:blip r:embed="rId23"/>
+                    <a:stretch>
+                      <a:fillRect/>
+                    </a:stretch>
+                  </pic:blipFill>
+                  <pic:spPr>
+                    <a:xfrm>
+                      <a:off x="0" y="0"/>
+                      <a:ext cx="4172532" cy="495369"/>
                     </a:xfrm>
                     <a:prstGeom prst="rect">
                       <a:avLst/>
@@ -2041,7 +2382,7 @@
 </file>
 
 <file path=customXml/itemProps1.xml><?xml version="1.0" encoding="utf-8"?>
-<ds:datastoreItem xmlns:ds="http://schemas.openxmlformats.org/officeDocument/2006/customXml" ds:itemID="{FD646875-AA94-45B7-95A1-70691862E442}">
+<ds:datastoreItem xmlns:ds="http://schemas.openxmlformats.org/officeDocument/2006/customXml" ds:itemID="{CE67E97F-77AB-4DC5-A3C4-A9792E6884C9}">
   <ds:schemaRefs>
     <ds:schemaRef ds:uri="http://schemas.openxmlformats.org/officeDocument/2006/bibliography"/>
   </ds:schemaRefs>
